--- a/KHBD_Tin_học/Tiền_tiểu_học/Tuần_31/KHBD_Tin_hoc_Tiền_tiểu_học_Tiet30_Robot_quanh_em.docx
+++ b/KHBD_Tin_học/Tiền_tiểu_học/Tuần_31/KHBD_Tin_hoc_Tiền_tiểu_học_Tiet30_Robot_quanh_em.docx
@@ -392,18 +392,29 @@
     </w:p>
     <w:p>
       <w:pPr>
-        <w:spacing w:line="319" w:lineRule="auto" w:after="60" w:before="0"/>
-        <w:ind w:firstLine="0" w:left="850"/>
+        <w:spacing w:line="276" w:lineRule="auto" w:after="0" w:before="0"/>
+        <w:ind w:left="850" w:firstLine="0"/>
         <w:jc w:val="both"/>
       </w:pPr>
       <w:r>
         <w:rPr>
-          <w:rFonts w:ascii="Times New Roman" w:hAnsi="Times New Roman" w:eastAsia="Times New Roman"/>
-          <w:b w:val="0"/>
-          <w:i w:val="0"/>
+          <w:rFonts w:ascii="Times New Roman" w:hAnsi="Times New Roman" w:cs="Times New Roman"/>
           <w:sz w:val="26"/>
         </w:rPr>
-        <w:t>- Miền V. Giải quyết vấn đề (thành tố 5.3. Sử dụng sáng tạo công nghệ số – Bậc 1): Sử dụng công cụ số để giải quyết vấn đề đơn giản trong bài học. (Đạt được thông qua Hoạt động 2, Hoạt động 3)</w:t>
+        <w:t>- 5.2.CB1a: Xác định được nhu cầu cá nhân. (Xác định giải pháp công nghệ và mô hình điều khiển phù hợp cho robot). (Đạt được thông qua Hoạt động 2)</w:t>
+      </w:r>
+    </w:p>
+    <w:p>
+      <w:pPr>
+        <w:spacing w:after="0" w:line="276" w:lineRule="auto"/>
+        <w:ind w:left="850" w:firstLine="0"/>
+      </w:pPr>
+      <w:r>
+        <w:rPr>
+          <w:rFonts w:ascii="Times New Roman" w:hAnsi="Times New Roman" w:cs="Times New Roman"/>
+          <w:sz w:val="26"/>
+        </w:rPr>
+        <w:t>- 3.4.CB1a: Liệt kê được các hướng dẫn đơn giản để hệ thống máy tính giải quyết một vấn đề đơn giản hoặc thực hiện một nhiệm vụ đơn giản. (Lập trình và vận hành robot thực hiện nhiệm vụ điều khiển theo yêu cầu). (Đạt được thông qua Hoạt động 3, Hoạt động 4)</w:t>
       </w:r>
     </w:p>
     <w:p>
